--- a/.NetCore/SQL/Workshop/Workshop/workshop1.docx
+++ b/.NetCore/SQL/Workshop/Workshop/workshop1.docx
@@ -1503,6 +1503,7 @@
       </w:r>
     </w:p>
     <w:p>
+      <w:bookmarkStart w:id="1" w:name="OLE_LINK1"/>
       <w:r>
         <w:t xml:space="preserve">INSERT INTO Destinations ([Name], City, [Description], </w:t>
       </w:r>
@@ -1547,6 +1548,7 @@
         <w:t>;</w:t>
       </w:r>
     </w:p>
+    <w:bookmarkEnd w:id="1"/>
     <w:p/>
     <w:p>
       <w:r>
